--- a/por/docx/10.content.docx
+++ b/por/docx/10.content.docx
@@ -19,7 +19,7 @@
         <w:rPr>
           <w:lang w:val="pt_PT" w:bidi="pt_PT"/>
         </w:rPr>
-        <w:t>Resource: Notas de Estudo - Introduções aos Livros (Tyndale)</w:t>
+        <w:t>Resource: Tyndale Open Study Notes</w:t>
       </w:r>
       <w:r>
         <w:rPr>
@@ -112,7 +112,7 @@
         <w:rPr>
           <w:lang w:val="pt_PT" w:bidi="pt_PT"/>
         </w:rPr>
-        <w:t>Notas de Estudo - Introduções aos Livros (Tyndale)</w:t>
+        <w:t>Tyndale Open Study Notes</w:t>
       </w:r>
     </w:p>
     <w:p>

--- a/por/docx/10.content.docx
+++ b/por/docx/10.content.docx
@@ -19,7 +19,7 @@
         <w:rPr>
           <w:lang w:val="pt_PT" w:bidi="pt_PT"/>
         </w:rPr>
-        <w:t>Resource: Tyndale Open Study Notes</w:t>
+        <w:t>Resource: Aquifer Open Study Notes (Book Intros)</w:t>
       </w:r>
       <w:r>
         <w:rPr>
@@ -112,7 +112,7 @@
         <w:rPr>
           <w:lang w:val="pt_PT" w:bidi="pt_PT"/>
         </w:rPr>
-        <w:t>Tyndale Open Study Notes</w:t>
+        <w:t>Aquifer Open Study Notes (Book Intros)</w:t>
       </w:r>
     </w:p>
     <w:p>

--- a/por/docx/10.content.docx
+++ b/por/docx/10.content.docx
@@ -258,18 +258,12 @@
         </w:rPr>
         <w:t>Enquanto Saul ainda estava reinando, Samuel ungiu Davi como o próximo rei de Israel (</w:t>
       </w:r>
-      <w:hyperlink r:id="rId13">
-        <w:r>
-          <w:rPr>
-            <w:lang w:val="pt_PT" w:bidi="pt_PT"/>
-          </w:rPr>
-          <w:rPr>
-            <w:color w:val="0000EE"/>
-            <w:u w:val="single"/>
-          </w:rPr>
-          <w:t>1Sm 16.1–13</w:t>
-        </w:r>
-      </w:hyperlink>
+      <w:r>
+        <w:rPr>
+          <w:lang w:val="pt_PT" w:bidi="pt_PT"/>
+        </w:rPr>
+        <w:t>1Sm 16.1–13</w:t>
+      </w:r>
       <w:r>
         <w:rPr>
           <w:lang w:val="pt_PT" w:bidi="pt_PT"/>
@@ -304,54 +298,36 @@
         </w:rPr>
         <w:t xml:space="preserve">Externamente, a posição de Israel em relação aos seus vizinhos melhorou significativamente durante o reinado de Davi. Mais notavelmente, a ameaça constante representada pelos filisteus, tão óbvia no livro de Juízes e durante todo o reinado de Saul, desapareceu em grande parte como resultado da hábil liderança de Davi (veja, por exemplo, </w:t>
       </w:r>
-      <w:hyperlink r:id="rId14">
-        <w:r>
-          <w:rPr>
-            <w:lang w:val="pt_PT" w:bidi="pt_PT"/>
-          </w:rPr>
-          <w:rPr>
-            <w:color w:val="0000EE"/>
-            <w:u w:val="single"/>
-          </w:rPr>
-          <w:t>2Sm 5.17–25</w:t>
-        </w:r>
-      </w:hyperlink>
+      <w:r>
+        <w:rPr>
+          <w:lang w:val="pt_PT" w:bidi="pt_PT"/>
+        </w:rPr>
+        <w:t>2Sm 5.17–25</w:t>
+      </w:r>
       <w:r>
         <w:rPr>
           <w:lang w:val="pt_PT" w:bidi="pt_PT"/>
         </w:rPr>
         <w:t xml:space="preserve">; </w:t>
       </w:r>
-      <w:hyperlink r:id="rId15">
-        <w:r>
-          <w:rPr>
-            <w:lang w:val="pt_PT" w:bidi="pt_PT"/>
-          </w:rPr>
-          <w:rPr>
-            <w:color w:val="0000EE"/>
-            <w:u w:val="single"/>
-          </w:rPr>
-          <w:t>21.15–22</w:t>
-        </w:r>
-      </w:hyperlink>
+      <w:r>
+        <w:rPr>
+          <w:lang w:val="pt_PT" w:bidi="pt_PT"/>
+        </w:rPr>
+        <w:t>21.15–22</w:t>
+      </w:r>
       <w:r>
         <w:rPr>
           <w:lang w:val="pt_PT" w:bidi="pt_PT"/>
         </w:rPr>
         <w:t xml:space="preserve">; </w:t>
       </w:r>
-      <w:hyperlink r:id="rId16">
-        <w:r>
-          <w:rPr>
-            <w:lang w:val="pt_PT" w:bidi="pt_PT"/>
-          </w:rPr>
-          <w:rPr>
-            <w:color w:val="0000EE"/>
-            <w:u w:val="single"/>
-          </w:rPr>
-          <w:t>23.9–17</w:t>
-        </w:r>
-      </w:hyperlink>
+      <w:r>
+        <w:rPr>
+          <w:lang w:val="pt_PT" w:bidi="pt_PT"/>
+        </w:rPr>
+        <w:t>23.9–17</w:t>
+      </w:r>
       <w:r>
         <w:rPr>
           <w:lang w:val="pt_PT" w:bidi="pt_PT"/>
@@ -383,54 +359,36 @@
         </w:rPr>
         <w:t>Por 7 anos e meio após as mortes de Saul e Jônatas (</w:t>
       </w:r>
-      <w:hyperlink r:id="rId17">
-        <w:r>
-          <w:rPr>
-            <w:lang w:val="pt_PT" w:bidi="pt_PT"/>
-          </w:rPr>
-          <w:rPr>
-            <w:color w:val="0000EE"/>
-            <w:u w:val="single"/>
-          </w:rPr>
-          <w:t>1.1–27</w:t>
-        </w:r>
-      </w:hyperlink>
+      <w:r>
+        <w:rPr>
+          <w:lang w:val="pt_PT" w:bidi="pt_PT"/>
+        </w:rPr>
+        <w:t>1.1–27</w:t>
+      </w:r>
       <w:r>
         <w:rPr>
           <w:lang w:val="pt_PT" w:bidi="pt_PT"/>
         </w:rPr>
         <w:t>), Davi reinou como rei de Judá apenas. Por dois anos durante aquele tempo, o único filho sobrevivente de Saul, Isbosete, foi rei das tribos do norte, e isso levou a uma guerra civil assassina. Davi se tornou progressivamente mais forte, enquanto Isbosete se tornou cada vez mais fraco. No final, Isbosete e seu principal comandante, Abner, foram assassinados contra a vontade de Davi (</w:t>
       </w:r>
-      <w:hyperlink r:id="rId18">
-        <w:r>
-          <w:rPr>
-            <w:lang w:val="pt_PT" w:bidi="pt_PT"/>
-          </w:rPr>
-          <w:rPr>
-            <w:color w:val="0000EE"/>
-            <w:u w:val="single"/>
-          </w:rPr>
-          <w:t>3.22–4.12</w:t>
-        </w:r>
-      </w:hyperlink>
+      <w:r>
+        <w:rPr>
+          <w:lang w:val="pt_PT" w:bidi="pt_PT"/>
+        </w:rPr>
+        <w:t>3.22–4.12</w:t>
+      </w:r>
       <w:r>
         <w:rPr>
           <w:lang w:val="pt_PT" w:bidi="pt_PT"/>
         </w:rPr>
         <w:t>). Após a morte de Isbosete, os líderes das tribos do norte prometeram sua lealdade a Davi. Davi imediatamente mudou sua capital de Hebrom para a Jerusalém, localizada mais ao centro do território de Israel, expulsando seus habitantes, os jebuseus (</w:t>
       </w:r>
-      <w:hyperlink r:id="rId19">
-        <w:r>
-          <w:rPr>
-            <w:lang w:val="pt_PT" w:bidi="pt_PT"/>
-          </w:rPr>
-          <w:rPr>
-            <w:color w:val="0000EE"/>
-            <w:u w:val="single"/>
-          </w:rPr>
-          <w:t>5.6–16</w:t>
-        </w:r>
-      </w:hyperlink>
+      <w:r>
+        <w:rPr>
+          <w:lang w:val="pt_PT" w:bidi="pt_PT"/>
+        </w:rPr>
+        <w:t>5.6–16</w:t>
+      </w:r>
       <w:r>
         <w:rPr>
           <w:lang w:val="pt_PT" w:bidi="pt_PT"/>
@@ -451,90 +409,60 @@
         </w:rPr>
         <w:t>Jerusalém era mais do que a capital política de Davi. Ao trazer a Arca da Aliança para Jerusalém, Davi a tornou a capital espiritual de Israel também (</w:t>
       </w:r>
-      <w:hyperlink r:id="rId20">
-        <w:r>
-          <w:rPr>
-            <w:lang w:val="pt_PT" w:bidi="pt_PT"/>
-          </w:rPr>
-          <w:rPr>
-            <w:color w:val="0000EE"/>
-            <w:u w:val="single"/>
-          </w:rPr>
-          <w:t>6.1–15</w:t>
-        </w:r>
-      </w:hyperlink>
+      <w:r>
+        <w:rPr>
+          <w:lang w:val="pt_PT" w:bidi="pt_PT"/>
+        </w:rPr>
+        <w:t>6.1–15</w:t>
+      </w:r>
       <w:r>
         <w:rPr>
           <w:lang w:val="pt_PT" w:bidi="pt_PT"/>
         </w:rPr>
         <w:t>). Pouco tempo depois, Deus fez uma aliança eterna com Davi e seus descendentes (</w:t>
       </w:r>
-      <w:hyperlink r:id="rId21">
-        <w:r>
-          <w:rPr>
-            <w:lang w:val="pt_PT" w:bidi="pt_PT"/>
-          </w:rPr>
-          <w:rPr>
-            <w:color w:val="0000EE"/>
-            <w:u w:val="single"/>
-          </w:rPr>
-          <w:t>7.1–29</w:t>
-        </w:r>
-      </w:hyperlink>
+      <w:r>
+        <w:rPr>
+          <w:lang w:val="pt_PT" w:bidi="pt_PT"/>
+        </w:rPr>
+        <w:t>7.1–29</w:t>
+      </w:r>
       <w:r>
         <w:rPr>
           <w:lang w:val="pt_PT" w:bidi="pt_PT"/>
         </w:rPr>
         <w:t>). Nesses primeiros anos, Davi desfrutou de sucesso por todos os lados (</w:t>
       </w:r>
-      <w:hyperlink r:id="rId22">
-        <w:r>
-          <w:rPr>
-            <w:lang w:val="pt_PT" w:bidi="pt_PT"/>
-          </w:rPr>
-          <w:rPr>
-            <w:color w:val="0000EE"/>
-            <w:u w:val="single"/>
-          </w:rPr>
-          <w:t>8.1–18</w:t>
-        </w:r>
-      </w:hyperlink>
+      <w:r>
+        <w:rPr>
+          <w:lang w:val="pt_PT" w:bidi="pt_PT"/>
+        </w:rPr>
+        <w:t>8.1–18</w:t>
+      </w:r>
       <w:r>
         <w:rPr>
           <w:lang w:val="pt_PT" w:bidi="pt_PT"/>
         </w:rPr>
         <w:t xml:space="preserve">; </w:t>
       </w:r>
-      <w:hyperlink r:id="rId23">
-        <w:r>
-          <w:rPr>
-            <w:lang w:val="pt_PT" w:bidi="pt_PT"/>
-          </w:rPr>
-          <w:rPr>
-            <w:color w:val="0000EE"/>
-            <w:u w:val="single"/>
-          </w:rPr>
-          <w:t>10.1–19</w:t>
-        </w:r>
-      </w:hyperlink>
+      <w:r>
+        <w:rPr>
+          <w:lang w:val="pt_PT" w:bidi="pt_PT"/>
+        </w:rPr>
+        <w:t>10.1–19</w:t>
+      </w:r>
       <w:r>
         <w:rPr>
           <w:lang w:val="pt_PT" w:bidi="pt_PT"/>
         </w:rPr>
         <w:t>) e realizou seu voto de tratar com bondade os descendentes de Saul e Jônatas (</w:t>
       </w:r>
-      <w:hyperlink r:id="rId24">
-        <w:r>
-          <w:rPr>
-            <w:lang w:val="pt_PT" w:bidi="pt_PT"/>
-          </w:rPr>
-          <w:rPr>
-            <w:color w:val="0000EE"/>
-            <w:u w:val="single"/>
-          </w:rPr>
-          <w:t>9.1–13</w:t>
-        </w:r>
-      </w:hyperlink>
+      <w:r>
+        <w:rPr>
+          <w:lang w:val="pt_PT" w:bidi="pt_PT"/>
+        </w:rPr>
+        <w:t>9.1–13</w:t>
+      </w:r>
       <w:r>
         <w:rPr>
           <w:lang w:val="pt_PT" w:bidi="pt_PT"/>
@@ -555,90 +483,60 @@
         </w:rPr>
         <w:t>Então Davi cometeu o pior erro de sua vida: ele trouxe Bate-Seba, que era a esposa de outro homem, até sua casa para ter relações sexuais com ela (</w:t>
       </w:r>
-      <w:hyperlink r:id="rId25">
-        <w:r>
-          <w:rPr>
-            <w:lang w:val="pt_PT" w:bidi="pt_PT"/>
-          </w:rPr>
-          <w:rPr>
-            <w:color w:val="0000EE"/>
-            <w:u w:val="single"/>
-          </w:rPr>
-          <w:t>11.1–5</w:t>
-        </w:r>
-      </w:hyperlink>
+      <w:r>
+        <w:rPr>
+          <w:lang w:val="pt_PT" w:bidi="pt_PT"/>
+        </w:rPr>
+        <w:t>11.1–5</w:t>
+      </w:r>
       <w:r>
         <w:rPr>
           <w:lang w:val="pt_PT" w:bidi="pt_PT"/>
         </w:rPr>
         <w:t>). Ela ficou grávida, e Davi providenciou o assassinato de seu marido (</w:t>
       </w:r>
-      <w:hyperlink r:id="rId26">
-        <w:r>
-          <w:rPr>
-            <w:lang w:val="pt_PT" w:bidi="pt_PT"/>
-          </w:rPr>
-          <w:rPr>
-            <w:color w:val="0000EE"/>
-            <w:u w:val="single"/>
-          </w:rPr>
-          <w:t>11.6–27</w:t>
-        </w:r>
-      </w:hyperlink>
+      <w:r>
+        <w:rPr>
+          <w:lang w:val="pt_PT" w:bidi="pt_PT"/>
+        </w:rPr>
+        <w:t>11.6–27</w:t>
+      </w:r>
       <w:r>
         <w:rPr>
           <w:lang w:val="pt_PT" w:bidi="pt_PT"/>
         </w:rPr>
         <w:t>). Deus estava zangado com as ações de Davi e o castigou (</w:t>
       </w:r>
-      <w:hyperlink r:id="rId27">
-        <w:r>
-          <w:rPr>
-            <w:lang w:val="pt_PT" w:bidi="pt_PT"/>
-          </w:rPr>
-          <w:rPr>
-            <w:color w:val="0000EE"/>
-            <w:u w:val="single"/>
-          </w:rPr>
-          <w:t>12.1–12</w:t>
-        </w:r>
-      </w:hyperlink>
+      <w:r>
+        <w:rPr>
+          <w:lang w:val="pt_PT" w:bidi="pt_PT"/>
+        </w:rPr>
+        <w:t>12.1–12</w:t>
+      </w:r>
       <w:r>
         <w:rPr>
           <w:lang w:val="pt_PT" w:bidi="pt_PT"/>
         </w:rPr>
         <w:t>). Embora Davi tenha se arrependido e experimentado o perdão de Deus, a criança concebida naquela relação amorosa morreu (</w:t>
       </w:r>
-      <w:hyperlink r:id="rId28">
-        <w:r>
-          <w:rPr>
-            <w:lang w:val="pt_PT" w:bidi="pt_PT"/>
-          </w:rPr>
-          <w:rPr>
-            <w:color w:val="0000EE"/>
-            <w:u w:val="single"/>
-          </w:rPr>
-          <w:t>12.13–23</w:t>
-        </w:r>
-      </w:hyperlink>
+      <w:r>
+        <w:rPr>
+          <w:lang w:val="pt_PT" w:bidi="pt_PT"/>
+        </w:rPr>
+        <w:t>12.13–23</w:t>
+      </w:r>
       <w:r>
         <w:rPr>
           <w:lang w:val="pt_PT" w:bidi="pt_PT"/>
         </w:rPr>
         <w:t>). No entanto, Davi permaneceu o rei escolhido de Deus (</w:t>
       </w:r>
-      <w:hyperlink r:id="rId29">
-        <w:r>
-          <w:rPr>
-            <w:lang w:val="pt_PT" w:bidi="pt_PT"/>
-          </w:rPr>
-          <w:rPr>
-            <w:color w:val="0000EE"/>
-            <w:u w:val="single"/>
-          </w:rPr>
-          <w:t>12.24–31</w:t>
-        </w:r>
-      </w:hyperlink>
+      <w:r>
+        <w:rPr>
+          <w:lang w:val="pt_PT" w:bidi="pt_PT"/>
+        </w:rPr>
+        <w:t>12.24–31</w:t>
+      </w:r>
       <w:r>
         <w:rPr>
           <w:lang w:val="pt_PT" w:bidi="pt_PT"/>
@@ -659,54 +557,36 @@
         </w:rPr>
         <w:t>Deste ponto em diante, os problemas se agravaram para Davi. Amnom, um dos filhos de Davi, estuprou sua meia-irmã Tamar, e seu irmão Absalão vingou aquela ação (</w:t>
       </w:r>
-      <w:hyperlink r:id="rId30">
-        <w:r>
-          <w:rPr>
-            <w:lang w:val="pt_PT" w:bidi="pt_PT"/>
-          </w:rPr>
-          <w:rPr>
-            <w:color w:val="0000EE"/>
-            <w:u w:val="single"/>
-          </w:rPr>
-          <w:t>13.1–39</w:t>
-        </w:r>
-      </w:hyperlink>
+      <w:r>
+        <w:rPr>
+          <w:lang w:val="pt_PT" w:bidi="pt_PT"/>
+        </w:rPr>
+        <w:t>13.1–39</w:t>
+      </w:r>
       <w:r>
         <w:rPr>
           <w:lang w:val="pt_PT" w:bidi="pt_PT"/>
         </w:rPr>
         <w:t>). Mais tarde, Absalão tentou derrubar e substituir Davi no trono, mas ele foi morto durante golpe (</w:t>
       </w:r>
-      <w:hyperlink r:id="rId31">
-        <w:r>
-          <w:rPr>
-            <w:lang w:val="pt_PT" w:bidi="pt_PT"/>
-          </w:rPr>
-          <w:rPr>
-            <w:color w:val="0000EE"/>
-            <w:u w:val="single"/>
-          </w:rPr>
-          <w:t>14.1–19.43</w:t>
-        </w:r>
-      </w:hyperlink>
+      <w:r>
+        <w:rPr>
+          <w:lang w:val="pt_PT" w:bidi="pt_PT"/>
+        </w:rPr>
+        <w:t>14.1–19.43</w:t>
+      </w:r>
       <w:r>
         <w:rPr>
           <w:lang w:val="pt_PT" w:bidi="pt_PT"/>
         </w:rPr>
         <w:t>). Seba, um benjamita, também liderou uma revolta contra Davi, mas foi derrotado e executado (</w:t>
       </w:r>
-      <w:hyperlink r:id="rId32">
-        <w:r>
-          <w:rPr>
-            <w:lang w:val="pt_PT" w:bidi="pt_PT"/>
-          </w:rPr>
-          <w:rPr>
-            <w:color w:val="0000EE"/>
-            <w:u w:val="single"/>
-          </w:rPr>
-          <w:t>20.1–26</w:t>
-        </w:r>
-      </w:hyperlink>
+      <w:r>
+        <w:rPr>
+          <w:lang w:val="pt_PT" w:bidi="pt_PT"/>
+        </w:rPr>
+        <w:t>20.1–26</w:t>
+      </w:r>
       <w:r>
         <w:rPr>
           <w:lang w:val="pt_PT" w:bidi="pt_PT"/>
@@ -727,90 +607,60 @@
         </w:rPr>
         <w:t>Como rei, Davi agiu duas vezes para acalmar a ira de Deus contra a nação (</w:t>
       </w:r>
-      <w:hyperlink r:id="rId33">
-        <w:r>
-          <w:rPr>
-            <w:lang w:val="pt_PT" w:bidi="pt_PT"/>
-          </w:rPr>
-          <w:rPr>
-            <w:color w:val="0000EE"/>
-            <w:u w:val="single"/>
-          </w:rPr>
-          <w:t>21.1–22</w:t>
-        </w:r>
-      </w:hyperlink>
+      <w:r>
+        <w:rPr>
+          <w:lang w:val="pt_PT" w:bidi="pt_PT"/>
+        </w:rPr>
+        <w:t>21.1–22</w:t>
+      </w:r>
       <w:r>
         <w:rPr>
           <w:lang w:val="pt_PT" w:bidi="pt_PT"/>
         </w:rPr>
         <w:t xml:space="preserve">; </w:t>
       </w:r>
-      <w:hyperlink r:id="rId34">
-        <w:r>
-          <w:rPr>
-            <w:lang w:val="pt_PT" w:bidi="pt_PT"/>
-          </w:rPr>
-          <w:rPr>
-            <w:color w:val="0000EE"/>
-            <w:u w:val="single"/>
-          </w:rPr>
-          <w:t>24.1–25</w:t>
-        </w:r>
-      </w:hyperlink>
+      <w:r>
+        <w:rPr>
+          <w:lang w:val="pt_PT" w:bidi="pt_PT"/>
+        </w:rPr>
+        <w:t>24.1–25</w:t>
+      </w:r>
       <w:r>
         <w:rPr>
           <w:lang w:val="pt_PT" w:bidi="pt_PT"/>
         </w:rPr>
         <w:t>). Em segunda instância, Davi construiu um altar em Jerusalém (</w:t>
       </w:r>
-      <w:hyperlink r:id="rId35">
-        <w:r>
-          <w:rPr>
-            <w:lang w:val="pt_PT" w:bidi="pt_PT"/>
-          </w:rPr>
-          <w:rPr>
-            <w:color w:val="0000EE"/>
-            <w:u w:val="single"/>
-          </w:rPr>
-          <w:t>24.18–25</w:t>
-        </w:r>
-      </w:hyperlink>
+      <w:r>
+        <w:rPr>
+          <w:lang w:val="pt_PT" w:bidi="pt_PT"/>
+        </w:rPr>
+        <w:t>24.18–25</w:t>
+      </w:r>
       <w:r>
         <w:rPr>
           <w:lang w:val="pt_PT" w:bidi="pt_PT"/>
         </w:rPr>
         <w:t xml:space="preserve">) sobre o que se tornou o local do Templo (veja </w:t>
       </w:r>
-      <w:hyperlink r:id="rId36">
-        <w:r>
-          <w:rPr>
-            <w:lang w:val="pt_PT" w:bidi="pt_PT"/>
-          </w:rPr>
-          <w:rPr>
-            <w:color w:val="0000EE"/>
-            <w:u w:val="single"/>
-          </w:rPr>
-          <w:t>1Cr 21.18–22.1</w:t>
-        </w:r>
-      </w:hyperlink>
+      <w:r>
+        <w:rPr>
+          <w:lang w:val="pt_PT" w:bidi="pt_PT"/>
+        </w:rPr>
+        <w:t>1Cr 21.18–22.1</w:t>
+      </w:r>
       <w:r>
         <w:rPr>
           <w:lang w:val="pt_PT" w:bidi="pt_PT"/>
         </w:rPr>
         <w:t>). Entre esses dois episódios, estão passagens que celebram o poder de Deus trabalhando através de Davi e descrições da lealdade e heroísmo dos guerreiros especiais de Davi (</w:t>
       </w:r>
-      <w:hyperlink r:id="rId37">
-        <w:r>
-          <w:rPr>
-            <w:lang w:val="pt_PT" w:bidi="pt_PT"/>
-          </w:rPr>
-          <w:rPr>
-            <w:color w:val="0000EE"/>
-            <w:u w:val="single"/>
-          </w:rPr>
-          <w:t>22.1–23.39</w:t>
-        </w:r>
-      </w:hyperlink>
+      <w:r>
+        <w:rPr>
+          <w:lang w:val="pt_PT" w:bidi="pt_PT"/>
+        </w:rPr>
+        <w:t>22.1–23.39</w:t>
+      </w:r>
       <w:r>
         <w:rPr>
           <w:lang w:val="pt_PT" w:bidi="pt_PT"/>
@@ -893,144 +743,96 @@
         </w:rPr>
         <w:t xml:space="preserve">Violência. Em maior grau do que qualquer outro livro bíblico, 2 Samuel fala de assassinatos e execuções, mais notavelmente aqueles que envolvem os rivais políticos de Davi e seus apoiadores (Saul e Jônatas, </w:t>
       </w:r>
-      <w:hyperlink r:id="rId38">
-        <w:r>
-          <w:rPr>
-            <w:lang w:val="pt_PT" w:bidi="pt_PT"/>
-          </w:rPr>
-          <w:rPr>
-            <w:color w:val="0000EE"/>
-            <w:u w:val="single"/>
-          </w:rPr>
-          <w:t>1.1–15</w:t>
-        </w:r>
-      </w:hyperlink>
+      <w:r>
+        <w:rPr>
+          <w:lang w:val="pt_PT" w:bidi="pt_PT"/>
+        </w:rPr>
+        <w:t>1.1–15</w:t>
+      </w:r>
       <w:r>
         <w:rPr>
           <w:lang w:val="pt_PT" w:bidi="pt_PT"/>
         </w:rPr>
         <w:t xml:space="preserve">; Abner, </w:t>
       </w:r>
-      <w:hyperlink r:id="rId39">
-        <w:r>
-          <w:rPr>
-            <w:lang w:val="pt_PT" w:bidi="pt_PT"/>
-          </w:rPr>
-          <w:rPr>
-            <w:color w:val="0000EE"/>
-            <w:u w:val="single"/>
-          </w:rPr>
-          <w:t>3.30</w:t>
-        </w:r>
-      </w:hyperlink>
+      <w:r>
+        <w:rPr>
+          <w:lang w:val="pt_PT" w:bidi="pt_PT"/>
+        </w:rPr>
+        <w:t>3.30</w:t>
+      </w:r>
       <w:r>
         <w:rPr>
           <w:lang w:val="pt_PT" w:bidi="pt_PT"/>
         </w:rPr>
         <w:t xml:space="preserve">; Isbosete, </w:t>
       </w:r>
-      <w:hyperlink r:id="rId40">
-        <w:r>
-          <w:rPr>
-            <w:lang w:val="pt_PT" w:bidi="pt_PT"/>
-          </w:rPr>
-          <w:rPr>
-            <w:color w:val="0000EE"/>
-            <w:u w:val="single"/>
-          </w:rPr>
-          <w:t>4.6–8</w:t>
-        </w:r>
-      </w:hyperlink>
+      <w:r>
+        <w:rPr>
+          <w:lang w:val="pt_PT" w:bidi="pt_PT"/>
+        </w:rPr>
+        <w:t>4.6–8</w:t>
+      </w:r>
       <w:r>
         <w:rPr>
           <w:lang w:val="pt_PT" w:bidi="pt_PT"/>
         </w:rPr>
         <w:t xml:space="preserve">; Absalão, </w:t>
       </w:r>
-      <w:hyperlink r:id="rId41">
-        <w:r>
-          <w:rPr>
-            <w:lang w:val="pt_PT" w:bidi="pt_PT"/>
-          </w:rPr>
-          <w:rPr>
-            <w:color w:val="0000EE"/>
-            <w:u w:val="single"/>
-          </w:rPr>
-          <w:t>18.14–15</w:t>
-        </w:r>
-      </w:hyperlink>
+      <w:r>
+        <w:rPr>
+          <w:lang w:val="pt_PT" w:bidi="pt_PT"/>
+        </w:rPr>
+        <w:t>18.14–15</w:t>
+      </w:r>
       <w:r>
         <w:rPr>
           <w:lang w:val="pt_PT" w:bidi="pt_PT"/>
         </w:rPr>
         <w:t xml:space="preserve">; outros descendentes homens de Saul, </w:t>
       </w:r>
-      <w:hyperlink r:id="rId42">
-        <w:r>
-          <w:rPr>
-            <w:lang w:val="pt_PT" w:bidi="pt_PT"/>
-          </w:rPr>
-          <w:rPr>
-            <w:color w:val="0000EE"/>
-            <w:u w:val="single"/>
-          </w:rPr>
-          <w:t>21.8–9</w:t>
-        </w:r>
-      </w:hyperlink>
+      <w:r>
+        <w:rPr>
+          <w:lang w:val="pt_PT" w:bidi="pt_PT"/>
+        </w:rPr>
+        <w:t>21.8–9</w:t>
+      </w:r>
       <w:r>
         <w:rPr>
           <w:lang w:val="pt_PT" w:bidi="pt_PT"/>
         </w:rPr>
         <w:t xml:space="preserve">; Amasa, </w:t>
       </w:r>
-      <w:hyperlink r:id="rId43">
-        <w:r>
-          <w:rPr>
-            <w:lang w:val="pt_PT" w:bidi="pt_PT"/>
-          </w:rPr>
-          <w:rPr>
-            <w:color w:val="0000EE"/>
-            <w:u w:val="single"/>
-          </w:rPr>
-          <w:t>20.10</w:t>
-        </w:r>
-      </w:hyperlink>
+      <w:r>
+        <w:rPr>
+          <w:lang w:val="pt_PT" w:bidi="pt_PT"/>
+        </w:rPr>
+        <w:t>20.10</w:t>
+      </w:r>
       <w:r>
         <w:rPr>
           <w:lang w:val="pt_PT" w:bidi="pt_PT"/>
         </w:rPr>
         <w:t xml:space="preserve">; Seba, </w:t>
       </w:r>
-      <w:hyperlink r:id="rId44">
-        <w:r>
-          <w:rPr>
-            <w:lang w:val="pt_PT" w:bidi="pt_PT"/>
-          </w:rPr>
-          <w:rPr>
-            <w:color w:val="0000EE"/>
-            <w:u w:val="single"/>
-          </w:rPr>
-          <w:t>20.21–22</w:t>
-        </w:r>
-      </w:hyperlink>
+      <w:r>
+        <w:rPr>
+          <w:lang w:val="pt_PT" w:bidi="pt_PT"/>
+        </w:rPr>
+        <w:t>20.21–22</w:t>
+      </w:r>
       <w:r>
         <w:rPr>
           <w:lang w:val="pt_PT" w:bidi="pt_PT"/>
         </w:rPr>
         <w:t xml:space="preserve">). No entanto, o narrador é cauteloso em mostrar que Davi não foi responsável por esses assassinatos. Ao contrário das alegações de alguns (veja </w:t>
       </w:r>
-      <w:hyperlink r:id="rId45">
-        <w:r>
-          <w:rPr>
-            <w:lang w:val="pt_PT" w:bidi="pt_PT"/>
-          </w:rPr>
-          <w:rPr>
-            <w:color w:val="0000EE"/>
-            <w:u w:val="single"/>
-          </w:rPr>
-          <w:t>16.5–8</w:t>
-        </w:r>
-      </w:hyperlink>
+      <w:r>
+        <w:rPr>
+          <w:lang w:val="pt_PT" w:bidi="pt_PT"/>
+        </w:rPr>
+        <w:t>16.5–8</w:t>
+      </w:r>
       <w:r>
         <w:rPr>
           <w:lang w:val="pt_PT" w:bidi="pt_PT"/>
@@ -1051,36 +853,24 @@
         </w:rPr>
         <w:t>Davi não teve envolvimento nos muitos assassinatos que cercam sua ascensão ao poder. Ele não era um usurpador que eliminou violentamente a família real anterior. Na verdade, ele genuinamente lamentou as mortes de Saul e Jônatas e ordenou as execuções daqueles que mataram Saul e Isbosete (</w:t>
       </w:r>
-      <w:hyperlink r:id="rId46">
-        <w:r>
-          <w:rPr>
-            <w:lang w:val="pt_PT" w:bidi="pt_PT"/>
-          </w:rPr>
-          <w:rPr>
-            <w:color w:val="0000EE"/>
-            <w:u w:val="single"/>
-          </w:rPr>
-          <w:t>1.1–16</w:t>
-        </w:r>
-      </w:hyperlink>
+      <w:r>
+        <w:rPr>
+          <w:lang w:val="pt_PT" w:bidi="pt_PT"/>
+        </w:rPr>
+        <w:t>1.1–16</w:t>
+      </w:r>
       <w:r>
         <w:rPr>
           <w:lang w:val="pt_PT" w:bidi="pt_PT"/>
         </w:rPr>
         <w:t xml:space="preserve">; </w:t>
       </w:r>
-      <w:hyperlink r:id="rId47">
-        <w:r>
-          <w:rPr>
-            <w:lang w:val="pt_PT" w:bidi="pt_PT"/>
-          </w:rPr>
-          <w:rPr>
-            <w:color w:val="0000EE"/>
-            <w:u w:val="single"/>
-          </w:rPr>
-          <w:t>4.12</w:t>
-        </w:r>
-      </w:hyperlink>
+      <w:r>
+        <w:rPr>
+          <w:lang w:val="pt_PT" w:bidi="pt_PT"/>
+        </w:rPr>
+        <w:t>4.12</w:t>
+      </w:r>
       <w:r>
         <w:rPr>
           <w:lang w:val="pt_PT" w:bidi="pt_PT"/>
@@ -1112,18 +902,12 @@
         </w:rPr>
         <w:t>O livro de 2 Samuel relata como Deus trouxe a unção privada de Davi como rei (</w:t>
       </w:r>
-      <w:hyperlink r:id="rId13">
-        <w:r>
-          <w:rPr>
-            <w:lang w:val="pt_PT" w:bidi="pt_PT"/>
-          </w:rPr>
-          <w:rPr>
-            <w:color w:val="0000EE"/>
-            <w:u w:val="single"/>
-          </w:rPr>
-          <w:t>1Sm 16.1–13</w:t>
-        </w:r>
-      </w:hyperlink>
+      <w:r>
+        <w:rPr>
+          <w:lang w:val="pt_PT" w:bidi="pt_PT"/>
+        </w:rPr>
+        <w:t>1Sm 16.1–13</w:t>
+      </w:r>
       <w:r>
         <w:rPr>
           <w:lang w:val="pt_PT" w:bidi="pt_PT"/>
@@ -1144,180 +928,120 @@
         </w:rPr>
         <w:t>A aliança de Deus com Davi tem semelhanças significativas com a aliança com Abraão. Ambas incluem promessas de grande fama (</w:t>
       </w:r>
-      <w:hyperlink r:id="rId48">
-        <w:r>
-          <w:rPr>
-            <w:lang w:val="pt_PT" w:bidi="pt_PT"/>
-          </w:rPr>
-          <w:rPr>
-            <w:color w:val="0000EE"/>
-            <w:u w:val="single"/>
-          </w:rPr>
-          <w:t>Gn 12.2</w:t>
-        </w:r>
-      </w:hyperlink>
+      <w:r>
+        <w:rPr>
+          <w:lang w:val="pt_PT" w:bidi="pt_PT"/>
+        </w:rPr>
+        <w:t>Gn 12.2</w:t>
+      </w:r>
       <w:r>
         <w:rPr>
           <w:lang w:val="pt_PT" w:bidi="pt_PT"/>
         </w:rPr>
         <w:t xml:space="preserve">; </w:t>
       </w:r>
-      <w:hyperlink r:id="rId49">
-        <w:r>
-          <w:rPr>
-            <w:lang w:val="pt_PT" w:bidi="pt_PT"/>
-          </w:rPr>
-          <w:rPr>
-            <w:color w:val="0000EE"/>
-            <w:u w:val="single"/>
-          </w:rPr>
-          <w:t>2Sm 7.9</w:t>
-        </w:r>
-      </w:hyperlink>
+      <w:r>
+        <w:rPr>
+          <w:lang w:val="pt_PT" w:bidi="pt_PT"/>
+        </w:rPr>
+        <w:t>2Sm 7.9</w:t>
+      </w:r>
       <w:r>
         <w:rPr>
           <w:lang w:val="pt_PT" w:bidi="pt_PT"/>
         </w:rPr>
         <w:t>) e de descanso de seus inimigos (</w:t>
       </w:r>
-      <w:hyperlink r:id="rId50">
-        <w:r>
-          <w:rPr>
-            <w:lang w:val="pt_PT" w:bidi="pt_PT"/>
-          </w:rPr>
-          <w:rPr>
-            <w:color w:val="0000EE"/>
-            <w:u w:val="single"/>
-          </w:rPr>
-          <w:t>Gn 15.18–21</w:t>
-        </w:r>
-      </w:hyperlink>
+      <w:r>
+        <w:rPr>
+          <w:lang w:val="pt_PT" w:bidi="pt_PT"/>
+        </w:rPr>
+        <w:t>Gn 15.18–21</w:t>
+      </w:r>
       <w:r>
         <w:rPr>
           <w:lang w:val="pt_PT" w:bidi="pt_PT"/>
         </w:rPr>
         <w:t xml:space="preserve">; </w:t>
       </w:r>
-      <w:hyperlink r:id="rId51">
-        <w:r>
-          <w:rPr>
-            <w:lang w:val="pt_PT" w:bidi="pt_PT"/>
-          </w:rPr>
-          <w:rPr>
-            <w:color w:val="0000EE"/>
-            <w:u w:val="single"/>
-          </w:rPr>
-          <w:t>2Sm 7.10</w:t>
-        </w:r>
-      </w:hyperlink>
+      <w:r>
+        <w:rPr>
+          <w:lang w:val="pt_PT" w:bidi="pt_PT"/>
+        </w:rPr>
+        <w:t>2Sm 7.10</w:t>
+      </w:r>
       <w:r>
         <w:rPr>
           <w:lang w:val="pt_PT" w:bidi="pt_PT"/>
         </w:rPr>
         <w:t>). Ambas são para sempre (</w:t>
       </w:r>
-      <w:hyperlink r:id="rId52">
-        <w:r>
-          <w:rPr>
-            <w:lang w:val="pt_PT" w:bidi="pt_PT"/>
-          </w:rPr>
-          <w:rPr>
-            <w:color w:val="0000EE"/>
-            <w:u w:val="single"/>
-          </w:rPr>
-          <w:t>Gn 13.15</w:t>
-        </w:r>
-      </w:hyperlink>
+      <w:r>
+        <w:rPr>
+          <w:lang w:val="pt_PT" w:bidi="pt_PT"/>
+        </w:rPr>
+        <w:t>Gn 13.15</w:t>
+      </w:r>
       <w:r>
         <w:rPr>
           <w:lang w:val="pt_PT" w:bidi="pt_PT"/>
         </w:rPr>
         <w:t xml:space="preserve">; </w:t>
       </w:r>
-      <w:hyperlink r:id="rId53">
-        <w:r>
-          <w:rPr>
-            <w:lang w:val="pt_PT" w:bidi="pt_PT"/>
-          </w:rPr>
-          <w:rPr>
-            <w:color w:val="0000EE"/>
-            <w:u w:val="single"/>
-          </w:rPr>
-          <w:t>2Sm 7.16</w:t>
-        </w:r>
-      </w:hyperlink>
+      <w:r>
+        <w:rPr>
+          <w:lang w:val="pt_PT" w:bidi="pt_PT"/>
+        </w:rPr>
+        <w:t>2Sm 7.16</w:t>
+      </w:r>
       <w:r>
         <w:rPr>
           <w:lang w:val="pt_PT" w:bidi="pt_PT"/>
         </w:rPr>
         <w:t>), e grande parte da terra que Deus prometeu a Abraão e seus descendentes (</w:t>
       </w:r>
-      <w:hyperlink r:id="rId54">
-        <w:r>
-          <w:rPr>
-            <w:lang w:val="pt_PT" w:bidi="pt_PT"/>
-          </w:rPr>
-          <w:rPr>
-            <w:color w:val="0000EE"/>
-            <w:u w:val="single"/>
-          </w:rPr>
-          <w:t>Gn 15.18</w:t>
-        </w:r>
-      </w:hyperlink>
+      <w:r>
+        <w:rPr>
+          <w:lang w:val="pt_PT" w:bidi="pt_PT"/>
+        </w:rPr>
+        <w:t>Gn 15.18</w:t>
+      </w:r>
       <w:r>
         <w:rPr>
           <w:lang w:val="pt_PT" w:bidi="pt_PT"/>
         </w:rPr>
         <w:t>) foi adquirida através da expansão de Davi de seu império (</w:t>
       </w:r>
-      <w:hyperlink r:id="rId14">
-        <w:r>
-          <w:rPr>
-            <w:lang w:val="pt_PT" w:bidi="pt_PT"/>
-          </w:rPr>
-          <w:rPr>
-            <w:color w:val="0000EE"/>
-            <w:u w:val="single"/>
-          </w:rPr>
-          <w:t>2Sm 5.17–25</w:t>
-        </w:r>
-      </w:hyperlink>
+      <w:r>
+        <w:rPr>
+          <w:lang w:val="pt_PT" w:bidi="pt_PT"/>
+        </w:rPr>
+        <w:t>2Sm 5.17–25</w:t>
+      </w:r>
       <w:r>
         <w:rPr>
           <w:lang w:val="pt_PT" w:bidi="pt_PT"/>
         </w:rPr>
         <w:t xml:space="preserve">; </w:t>
       </w:r>
-      <w:hyperlink r:id="rId55">
-        <w:r>
-          <w:rPr>
-            <w:lang w:val="pt_PT" w:bidi="pt_PT"/>
-          </w:rPr>
-          <w:rPr>
-            <w:color w:val="0000EE"/>
-            <w:u w:val="single"/>
-          </w:rPr>
-          <w:t>8.1–14</w:t>
-        </w:r>
-      </w:hyperlink>
+      <w:r>
+        <w:rPr>
+          <w:lang w:val="pt_PT" w:bidi="pt_PT"/>
+        </w:rPr>
+        <w:t>8.1–14</w:t>
+      </w:r>
       <w:r>
         <w:rPr>
           <w:lang w:val="pt_PT" w:bidi="pt_PT"/>
         </w:rPr>
         <w:t xml:space="preserve">; </w:t>
       </w:r>
-      <w:hyperlink r:id="rId56">
-        <w:r>
-          <w:rPr>
-            <w:lang w:val="pt_PT" w:bidi="pt_PT"/>
-          </w:rPr>
-          <w:rPr>
-            <w:color w:val="0000EE"/>
-            <w:u w:val="single"/>
-          </w:rPr>
-          <w:t>10.1–9</w:t>
-        </w:r>
-      </w:hyperlink>
+      <w:r>
+        <w:rPr>
+          <w:lang w:val="pt_PT" w:bidi="pt_PT"/>
+        </w:rPr>
+        <w:t>10.1–9</w:t>
+      </w:r>
       <w:r>
         <w:rPr>
           <w:lang w:val="pt_PT" w:bidi="pt_PT"/>
@@ -1338,54 +1062,36 @@
         </w:rPr>
         <w:t>O compromisso de Deus com Davi era crucial para os sucessos de Davi — apesar da guerra civil, revoltas, ambição assassina de alguns súditos leais e seus fracassos pessoais. Suas falhas — especialmente seu adultério com Bate-Seba e o assassinato de Urias — poderiam levar a pessoa a se perguntar se Davi se tornaria como Saul, rejeitado por Deus e substituído por outro. Deus certamente puniu Davi quando ele pecou (</w:t>
       </w:r>
-      <w:hyperlink r:id="rId57">
-        <w:r>
-          <w:rPr>
-            <w:lang w:val="pt_PT" w:bidi="pt_PT"/>
-          </w:rPr>
-          <w:rPr>
-            <w:color w:val="0000EE"/>
-            <w:u w:val="single"/>
-          </w:rPr>
-          <w:t>12.1–20.26</w:t>
-        </w:r>
-      </w:hyperlink>
+      <w:r>
+        <w:rPr>
+          <w:lang w:val="pt_PT" w:bidi="pt_PT"/>
+        </w:rPr>
+        <w:t>12.1–20.26</w:t>
+      </w:r>
       <w:r>
         <w:rPr>
           <w:lang w:val="pt_PT" w:bidi="pt_PT"/>
         </w:rPr>
         <w:t xml:space="preserve">; </w:t>
       </w:r>
-      <w:hyperlink r:id="rId34">
-        <w:r>
-          <w:rPr>
-            <w:lang w:val="pt_PT" w:bidi="pt_PT"/>
-          </w:rPr>
-          <w:rPr>
-            <w:color w:val="0000EE"/>
-            <w:u w:val="single"/>
-          </w:rPr>
-          <w:t>24.1–25</w:t>
-        </w:r>
-      </w:hyperlink>
+      <w:r>
+        <w:rPr>
+          <w:lang w:val="pt_PT" w:bidi="pt_PT"/>
+        </w:rPr>
+        <w:t>24.1–25</w:t>
+      </w:r>
       <w:r>
         <w:rPr>
           <w:lang w:val="pt_PT" w:bidi="pt_PT"/>
         </w:rPr>
         <w:t>). No entanto, Deus permaneceu comprometido com Davi e com sua dinastia (</w:t>
       </w:r>
-      <w:hyperlink r:id="rId58">
-        <w:r>
-          <w:rPr>
-            <w:lang w:val="pt_PT" w:bidi="pt_PT"/>
-          </w:rPr>
-          <w:rPr>
-            <w:color w:val="0000EE"/>
-            <w:u w:val="single"/>
-          </w:rPr>
-          <w:t>7.14–16</w:t>
-        </w:r>
-      </w:hyperlink>
+      <w:r>
+        <w:rPr>
+          <w:lang w:val="pt_PT" w:bidi="pt_PT"/>
+        </w:rPr>
+        <w:t>7.14–16</w:t>
+      </w:r>
       <w:r>
         <w:rPr>
           <w:lang w:val="pt_PT" w:bidi="pt_PT"/>
@@ -1406,36 +1112,24 @@
         </w:rPr>
         <w:t>A realeza era central no plano de Deus para seu povo e sua criação. O compromisso de Deus com Davi aponta para além de Davi e seus descendentes imediatos de um filho distante, Jesus Cristo. O Novo Testamento começa (</w:t>
       </w:r>
-      <w:hyperlink r:id="rId59">
-        <w:r>
-          <w:rPr>
-            <w:lang w:val="pt_PT" w:bidi="pt_PT"/>
-          </w:rPr>
-          <w:rPr>
-            <w:color w:val="0000EE"/>
-            <w:u w:val="single"/>
-          </w:rPr>
-          <w:t>Mt 1.1</w:t>
-        </w:r>
-      </w:hyperlink>
+      <w:r>
+        <w:rPr>
+          <w:lang w:val="pt_PT" w:bidi="pt_PT"/>
+        </w:rPr>
+        <w:t>Mt 1.1</w:t>
+      </w:r>
       <w:r>
         <w:rPr>
           <w:lang w:val="pt_PT" w:bidi="pt_PT"/>
         </w:rPr>
         <w:t>) e termina (</w:t>
       </w:r>
-      <w:hyperlink r:id="rId60">
-        <w:r>
-          <w:rPr>
-            <w:lang w:val="pt_PT" w:bidi="pt_PT"/>
-          </w:rPr>
-          <w:rPr>
-            <w:color w:val="0000EE"/>
-            <w:u w:val="single"/>
-          </w:rPr>
-          <w:t>Ap 22.16</w:t>
-        </w:r>
-      </w:hyperlink>
+      <w:r>
+        <w:rPr>
+          <w:lang w:val="pt_PT" w:bidi="pt_PT"/>
+        </w:rPr>
+        <w:t>Ap 22.16</w:t>
+      </w:r>
       <w:r>
         <w:rPr>
           <w:lang w:val="pt_PT" w:bidi="pt_PT"/>
